--- a/MGT6203_HW1_Soln.docx
+++ b/MGT6203_HW1_Soln.docx
@@ -3,24 +3,45 @@
 <w:document xmlns:wpc="http://schemas.microsoft.com/office/word/2010/wordprocessingCanvas" xmlns:mc="http://schemas.openxmlformats.org/markup-compatibility/2006" xmlns:o="urn:schemas-microsoft-com:office:office" xmlns:r="http://schemas.openxmlformats.org/officeDocument/2006/relationships" xmlns:m="http://schemas.openxmlformats.org/officeDocument/2006/math" xmlns:v="urn:schemas-microsoft-com:vml" xmlns:wp14="http://schemas.microsoft.com/office/word/2010/wordprocessingDrawing" xmlns:wp="http://schemas.openxmlformats.org/drawingml/2006/wordprocessingDrawing" xmlns:w10="urn:schemas-microsoft-com:office:word" xmlns:w="http://schemas.openxmlformats.org/wordprocessingml/2006/main" xmlns:w14="http://schemas.microsoft.com/office/word/2010/wordml" xmlns:w15="http://schemas.microsoft.com/office/word/2012/wordml" xmlns:wpg="http://schemas.microsoft.com/office/word/2010/wordprocessingGroup" xmlns:wpi="http://schemas.microsoft.com/office/word/2010/wordprocessingInk" xmlns:wne="http://schemas.microsoft.com/office/word/2006/wordml" xmlns:wps="http://schemas.microsoft.com/office/word/2010/wordprocessingShape" mc:Ignorable="w14 w15 wp14">
   <w:body>
     <w:p>
-      <w:r>
+      <w:pPr>
+        <w:spacing w:line="240" w:lineRule="auto"/>
+        <w:rPr>
+          <w:b/>
+        </w:rPr>
+      </w:pPr>
+      <w:r>
+        <w:rPr>
+          <w:b/>
+        </w:rPr>
         <w:t xml:space="preserve"># Import that data into R (using </w:t>
       </w:r>
       <w:proofErr w:type="spellStart"/>
       <w:proofErr w:type="gramStart"/>
       <w:r>
+        <w:rPr>
+          <w:b/>
+        </w:rPr>
         <w:t>read.table</w:t>
       </w:r>
       <w:proofErr w:type="spellEnd"/>
       <w:r>
+        <w:rPr>
+          <w:b/>
+        </w:rPr>
         <w:t>(</w:t>
       </w:r>
       <w:proofErr w:type="gramEnd"/>
       <w:r>
+        <w:rPr>
+          <w:b/>
+        </w:rPr>
         <w:t>) or read.csv() functions)</w:t>
       </w:r>
     </w:p>
     <w:p>
+      <w:pPr>
+        <w:spacing w:line="240" w:lineRule="auto"/>
+      </w:pPr>
       <w:proofErr w:type="gramStart"/>
       <w:r>
         <w:t>data</w:t>
@@ -30,21 +51,43 @@
         <w:t xml:space="preserve"> &lt;- read.csv("../datasets/MGT6203_HW1_BostonHousing.csv")</w:t>
       </w:r>
     </w:p>
-    <w:p/>
-    <w:p>
-      <w:r>
+    <w:p>
+      <w:pPr>
+        <w:spacing w:line="240" w:lineRule="auto"/>
+      </w:pPr>
+    </w:p>
+    <w:p>
+      <w:pPr>
+        <w:spacing w:line="240" w:lineRule="auto"/>
+        <w:rPr>
+          <w:b/>
+        </w:rPr>
+      </w:pPr>
+      <w:r>
+        <w:rPr>
+          <w:b/>
+        </w:rPr>
         <w:t xml:space="preserve"># Print the first 10 rows of the data set (using </w:t>
       </w:r>
       <w:proofErr w:type="gramStart"/>
       <w:r>
+        <w:rPr>
+          <w:b/>
+        </w:rPr>
         <w:t>head(</w:t>
       </w:r>
       <w:proofErr w:type="gramEnd"/>
       <w:r>
+        <w:rPr>
+          <w:b/>
+        </w:rPr>
         <w:t>) function)</w:t>
       </w:r>
     </w:p>
     <w:p>
+      <w:pPr>
+        <w:spacing w:line="240" w:lineRule="auto"/>
+      </w:pPr>
       <w:proofErr w:type="gramStart"/>
       <w:r>
         <w:t>print(</w:t>
@@ -54,21 +97,43 @@
         <w:t>head(data))</w:t>
       </w:r>
     </w:p>
-    <w:p/>
-    <w:p>
-      <w:r>
+    <w:p>
+      <w:pPr>
+        <w:spacing w:line="240" w:lineRule="auto"/>
+      </w:pPr>
+    </w:p>
+    <w:p>
+      <w:pPr>
+        <w:spacing w:line="240" w:lineRule="auto"/>
+        <w:rPr>
+          <w:b/>
+        </w:rPr>
+      </w:pPr>
+      <w:r>
+        <w:rPr>
+          <w:b/>
+        </w:rPr>
         <w:t xml:space="preserve"># Show a summary of all variables using </w:t>
       </w:r>
       <w:proofErr w:type="gramStart"/>
       <w:r>
+        <w:rPr>
+          <w:b/>
+        </w:rPr>
         <w:t>summary(</w:t>
       </w:r>
       <w:proofErr w:type="gramEnd"/>
       <w:r>
+        <w:rPr>
+          <w:b/>
+        </w:rPr>
         <w:t>) function</w:t>
       </w:r>
     </w:p>
     <w:p>
+      <w:pPr>
+        <w:spacing w:line="240" w:lineRule="auto"/>
+      </w:pPr>
       <w:proofErr w:type="gramStart"/>
       <w:r>
         <w:t>summary(</w:t>
@@ -78,21 +143,43 @@
         <w:t>data)</w:t>
       </w:r>
     </w:p>
-    <w:p/>
-    <w:p>
-      <w:r>
+    <w:p>
+      <w:pPr>
+        <w:spacing w:line="240" w:lineRule="auto"/>
+      </w:pPr>
+    </w:p>
+    <w:p>
+      <w:pPr>
+        <w:spacing w:line="240" w:lineRule="auto"/>
+        <w:rPr>
+          <w:b/>
+        </w:rPr>
+      </w:pPr>
+      <w:r>
+        <w:rPr>
+          <w:b/>
+        </w:rPr>
         <w:t xml:space="preserve"># Calculate the mean value of </w:t>
       </w:r>
       <w:proofErr w:type="spellStart"/>
       <w:r>
+        <w:rPr>
+          <w:b/>
+        </w:rPr>
         <w:t>medv</w:t>
       </w:r>
       <w:proofErr w:type="spellEnd"/>
       <w:r>
+        <w:rPr>
+          <w:b/>
+        </w:rPr>
         <w:t xml:space="preserve"> variable</w:t>
       </w:r>
     </w:p>
     <w:p>
+      <w:pPr>
+        <w:spacing w:line="240" w:lineRule="auto"/>
+      </w:pPr>
       <w:proofErr w:type="spellStart"/>
       <w:r>
         <w:t>mean_medv</w:t>
@@ -118,29 +205,57 @@
         <w:t>"]])</w:t>
       </w:r>
     </w:p>
-    <w:p/>
-    <w:p>
-      <w:r>
+    <w:p>
+      <w:pPr>
+        <w:spacing w:line="240" w:lineRule="auto"/>
+      </w:pPr>
+    </w:p>
+    <w:p>
+      <w:pPr>
+        <w:spacing w:line="240" w:lineRule="auto"/>
+        <w:rPr>
+          <w:b/>
+        </w:rPr>
+      </w:pPr>
+      <w:r>
+        <w:rPr>
+          <w:b/>
+        </w:rPr>
         <w:t xml:space="preserve"># Plot a histogram of </w:t>
       </w:r>
       <w:proofErr w:type="spellStart"/>
       <w:r>
+        <w:rPr>
+          <w:b/>
+        </w:rPr>
         <w:t>medv</w:t>
       </w:r>
       <w:proofErr w:type="spellEnd"/>
       <w:r>
+        <w:rPr>
+          <w:b/>
+        </w:rPr>
         <w:t xml:space="preserve"> variable. Mark the mean value of </w:t>
       </w:r>
       <w:proofErr w:type="spellStart"/>
       <w:r>
+        <w:rPr>
+          <w:b/>
+        </w:rPr>
         <w:t>medv</w:t>
       </w:r>
       <w:proofErr w:type="spellEnd"/>
       <w:r>
+        <w:rPr>
+          <w:b/>
+        </w:rPr>
         <w:t xml:space="preserve"> on the plot by adding a vertical line</w:t>
       </w:r>
     </w:p>
     <w:p>
+      <w:pPr>
+        <w:spacing w:line="240" w:lineRule="auto"/>
+      </w:pPr>
       <w:proofErr w:type="spellStart"/>
       <w:proofErr w:type="gramStart"/>
       <w:r>
@@ -161,6 +276,9 @@
       </w:r>
     </w:p>
     <w:p>
+      <w:pPr>
+        <w:spacing w:line="240" w:lineRule="auto"/>
+      </w:pPr>
       <w:proofErr w:type="spellStart"/>
       <w:proofErr w:type="gramStart"/>
       <w:r>
@@ -189,6 +307,9 @@
       </w:r>
     </w:p>
     <w:p>
+      <w:pPr>
+        <w:spacing w:line="240" w:lineRule="auto"/>
+      </w:pPr>
       <w:proofErr w:type="spellStart"/>
       <w:proofErr w:type="gramStart"/>
       <w:r>
@@ -211,37 +332,71 @@
         <w:t>, col = 'red')</w:t>
       </w:r>
     </w:p>
-    <w:p/>
-    <w:p>
-      <w:r>
+    <w:p>
+      <w:pPr>
+        <w:spacing w:line="240" w:lineRule="auto"/>
+      </w:pPr>
+    </w:p>
+    <w:p>
+      <w:pPr>
+        <w:spacing w:line="240" w:lineRule="auto"/>
+        <w:rPr>
+          <w:b/>
+        </w:rPr>
+      </w:pPr>
+      <w:r>
+        <w:rPr>
+          <w:b/>
+        </w:rPr>
         <w:t xml:space="preserve"># </w:t>
       </w:r>
       <w:proofErr w:type="gramStart"/>
       <w:r>
+        <w:rPr>
+          <w:b/>
+        </w:rPr>
         <w:t>Create</w:t>
       </w:r>
       <w:proofErr w:type="gramEnd"/>
       <w:r>
+        <w:rPr>
+          <w:b/>
+        </w:rPr>
         <w:t xml:space="preserve"> a variable called </w:t>
       </w:r>
       <w:proofErr w:type="spellStart"/>
       <w:r>
+        <w:rPr>
+          <w:b/>
+        </w:rPr>
         <w:t>cat.medv</w:t>
       </w:r>
       <w:proofErr w:type="spellEnd"/>
       <w:r>
+        <w:rPr>
+          <w:b/>
+        </w:rPr>
         <w:t xml:space="preserve"> and add to the data frame. It is a categorical variable whose value equals 1 if the </w:t>
       </w:r>
       <w:proofErr w:type="spellStart"/>
       <w:r>
+        <w:rPr>
+          <w:b/>
+        </w:rPr>
         <w:t>medv</w:t>
       </w:r>
       <w:proofErr w:type="spellEnd"/>
       <w:r>
+        <w:rPr>
+          <w:b/>
+        </w:rPr>
         <w:t xml:space="preserve"> value for a tract is greater than $30,000 and equals 0 otherwise</w:t>
       </w:r>
     </w:p>
     <w:p>
+      <w:pPr>
+        <w:spacing w:line="240" w:lineRule="auto"/>
+      </w:pPr>
       <w:proofErr w:type="spellStart"/>
       <w:proofErr w:type="gramStart"/>
       <w:r>
@@ -273,6 +428,9 @@
       </w:r>
     </w:p>
     <w:p>
+      <w:pPr>
+        <w:spacing w:line="240" w:lineRule="auto"/>
+      </w:pPr>
       <w:proofErr w:type="gramStart"/>
       <w:r>
         <w:t>print(</w:t>
@@ -282,18 +440,37 @@
         <w:t>data)</w:t>
       </w:r>
     </w:p>
-    <w:p/>
-    <w:p>
-      <w:r>
+    <w:p>
+      <w:pPr>
+        <w:spacing w:line="240" w:lineRule="auto"/>
+      </w:pPr>
+    </w:p>
+    <w:p>
+      <w:pPr>
+        <w:spacing w:line="240" w:lineRule="auto"/>
+        <w:rPr>
+          <w:b/>
+        </w:rPr>
+      </w:pPr>
+      <w:r>
+        <w:rPr>
+          <w:b/>
+        </w:rPr>
         <w:t xml:space="preserve"># Calculate the mean of </w:t>
       </w:r>
       <w:proofErr w:type="spellStart"/>
       <w:r>
+        <w:rPr>
+          <w:b/>
+        </w:rPr>
         <w:t>cat.medv</w:t>
       </w:r>
       <w:proofErr w:type="spellEnd"/>
     </w:p>
     <w:p>
+      <w:pPr>
+        <w:spacing w:line="240" w:lineRule="auto"/>
+      </w:pPr>
       <w:proofErr w:type="spellStart"/>
       <w:r>
         <w:t>mean.cat_medv</w:t>
@@ -317,78 +494,758 @@
       <w:proofErr w:type="spellEnd"/>
       <w:r>
         <w:t>"]])</w:t>
+      </w:r>
+    </w:p>
+    <w:p>
+      <w:pPr>
+        <w:spacing w:line="240" w:lineRule="auto"/>
+        <w:rPr>
+          <w:i/>
+        </w:rPr>
+      </w:pPr>
+      <w:r>
+        <w:rPr>
+          <w:i/>
+        </w:rPr>
+        <w:t xml:space="preserve"># </w:t>
+      </w:r>
+      <w:proofErr w:type="gramStart"/>
+      <w:r>
+        <w:rPr>
+          <w:i/>
+        </w:rPr>
+        <w:t>Meaning</w:t>
+      </w:r>
+      <w:proofErr w:type="gramEnd"/>
+      <w:r>
+        <w:rPr>
+          <w:i/>
+        </w:rPr>
+        <w:t xml:space="preserve"> of </w:t>
+      </w:r>
+      <w:proofErr w:type="spellStart"/>
+      <w:r>
+        <w:rPr>
+          <w:i/>
+        </w:rPr>
+        <w:t>mean.cat_medv</w:t>
+      </w:r>
+      <w:proofErr w:type="spellEnd"/>
+    </w:p>
+    <w:p>
+      <w:pPr>
+        <w:spacing w:line="240" w:lineRule="auto"/>
+        <w:rPr>
+          <w:i/>
+        </w:rPr>
+      </w:pPr>
+      <w:r>
+        <w:rPr>
+          <w:i/>
+        </w:rPr>
+        <w:t xml:space="preserve"># </w:t>
+      </w:r>
+      <w:proofErr w:type="gramStart"/>
+      <w:r>
+        <w:rPr>
+          <w:i/>
+        </w:rPr>
+        <w:t>It</w:t>
+      </w:r>
+      <w:proofErr w:type="gramEnd"/>
+      <w:r>
+        <w:rPr>
+          <w:i/>
+        </w:rPr>
+        <w:t xml:space="preserve"> represents the skew/alignment of the distribution of housing prices. Where a value of 0.5 would mean it</w:t>
+      </w:r>
+      <w:r>
+        <w:rPr>
+          <w:i/>
+        </w:rPr>
+        <w:t>’</w:t>
+      </w:r>
+      <w:r>
+        <w:rPr>
+          <w:i/>
+        </w:rPr>
+        <w:t>s a normal distribution with equal portions of houses below $30000 and above $30000. Here, since the value is 0.166, it means that the normal distribution is skewed towards houses less than $30000 (i.e. there are more houses below $30000 than above $30000).</w:t>
+      </w:r>
+      <w:r>
+        <w:rPr>
+          <w:i/>
+        </w:rPr>
+        <w:t xml:space="preserve"> The exact value of the mean implies that there are 16.6% houses that are above $30000 in value.</w:t>
+      </w:r>
+    </w:p>
+    <w:p>
+      <w:pPr>
+        <w:spacing w:line="240" w:lineRule="auto"/>
+      </w:pPr>
+    </w:p>
+    <w:p>
+      <w:pPr>
+        <w:spacing w:line="240" w:lineRule="auto"/>
+        <w:rPr>
+          <w:b/>
+        </w:rPr>
+      </w:pPr>
+      <w:r>
+        <w:rPr>
+          <w:b/>
+        </w:rPr>
+        <w:t xml:space="preserve"># Calculate the mean of </w:t>
+      </w:r>
+      <w:proofErr w:type="spellStart"/>
+      <w:r>
+        <w:rPr>
+          <w:b/>
+        </w:rPr>
+        <w:t>cat.medv</w:t>
+      </w:r>
+      <w:proofErr w:type="spellEnd"/>
+      <w:r>
+        <w:rPr>
+          <w:b/>
+        </w:rPr>
+        <w:t xml:space="preserve"> for the tracts that bound Charles River (i.e., </w:t>
+      </w:r>
+      <w:proofErr w:type="spellStart"/>
+      <w:r>
+        <w:rPr>
+          <w:b/>
+        </w:rPr>
+        <w:t>chas</w:t>
+      </w:r>
+      <w:proofErr w:type="spellEnd"/>
+      <w:r>
+        <w:rPr>
+          <w:b/>
+        </w:rPr>
+        <w:t>==1), and save it to a variable</w:t>
+      </w:r>
+    </w:p>
+    <w:p>
+      <w:pPr>
+        <w:spacing w:line="240" w:lineRule="auto"/>
+      </w:pPr>
+      <w:proofErr w:type="spellStart"/>
+      <w:r>
+        <w:t>mean.cat_medv.ch_bound</w:t>
+      </w:r>
+      <w:proofErr w:type="spellEnd"/>
+      <w:r>
+        <w:t xml:space="preserve"> &lt;- </w:t>
+      </w:r>
+      <w:proofErr w:type="gramStart"/>
+      <w:r>
+        <w:t>mean(</w:t>
+      </w:r>
+      <w:proofErr w:type="spellStart"/>
+      <w:proofErr w:type="gramEnd"/>
+      <w:r>
+        <w:t>data$cat.medv</w:t>
+      </w:r>
+      <w:proofErr w:type="spellEnd"/>
+      <w:r>
+        <w:t>[</w:t>
+      </w:r>
+      <w:proofErr w:type="spellStart"/>
+      <w:r>
+        <w:t>data$chas</w:t>
+      </w:r>
+      <w:proofErr w:type="spellEnd"/>
+      <w:r>
+        <w:t xml:space="preserve"> == 1])</w:t>
+      </w:r>
+    </w:p>
+    <w:p>
+      <w:pPr>
+        <w:spacing w:line="240" w:lineRule="auto"/>
+      </w:pPr>
+    </w:p>
+    <w:p>
+      <w:pPr>
+        <w:spacing w:line="240" w:lineRule="auto"/>
+        <w:rPr>
+          <w:b/>
+        </w:rPr>
+      </w:pPr>
+      <w:r>
+        <w:rPr>
+          <w:b/>
+        </w:rPr>
+        <w:t xml:space="preserve"># Calculate the mean of </w:t>
+      </w:r>
+      <w:proofErr w:type="spellStart"/>
+      <w:r>
+        <w:rPr>
+          <w:b/>
+        </w:rPr>
+        <w:t>cat.medv</w:t>
+      </w:r>
+      <w:proofErr w:type="spellEnd"/>
+      <w:r>
+        <w:rPr>
+          <w:b/>
+        </w:rPr>
+        <w:t xml:space="preserve"> for the tracts that don’t bound Charles River (i.e., </w:t>
+      </w:r>
+      <w:proofErr w:type="spellStart"/>
+      <w:r>
+        <w:rPr>
+          <w:b/>
+        </w:rPr>
+        <w:t>chas</w:t>
+      </w:r>
+      <w:proofErr w:type="spellEnd"/>
+      <w:r>
+        <w:rPr>
+          <w:b/>
+        </w:rPr>
+        <w:t>==0), and save it to a variable</w:t>
+      </w:r>
+    </w:p>
+    <w:p>
+      <w:pPr>
+        <w:spacing w:line="240" w:lineRule="auto"/>
+      </w:pPr>
+      <w:proofErr w:type="spellStart"/>
+      <w:r>
+        <w:t>mean.cat_medv.ch_unbound</w:t>
+      </w:r>
+      <w:proofErr w:type="spellEnd"/>
+      <w:r>
+        <w:t xml:space="preserve"> &lt;- </w:t>
+      </w:r>
+      <w:proofErr w:type="gramStart"/>
+      <w:r>
+        <w:t>mean(</w:t>
+      </w:r>
+      <w:proofErr w:type="spellStart"/>
+      <w:proofErr w:type="gramEnd"/>
+      <w:r>
+        <w:t>data$cat.medv</w:t>
+      </w:r>
+      <w:proofErr w:type="spellEnd"/>
+      <w:r>
+        <w:t>[</w:t>
+      </w:r>
+      <w:proofErr w:type="spellStart"/>
+      <w:r>
+        <w:t>data$chas</w:t>
+      </w:r>
+      <w:proofErr w:type="spellEnd"/>
+      <w:r>
+        <w:t xml:space="preserve"> == 0])</w:t>
+      </w:r>
+    </w:p>
+    <w:p>
+      <w:pPr>
+        <w:spacing w:line="240" w:lineRule="auto"/>
+      </w:pPr>
+    </w:p>
+    <w:p>
+      <w:pPr>
+        <w:spacing w:line="240" w:lineRule="auto"/>
+        <w:rPr>
+          <w:b/>
+        </w:rPr>
+      </w:pPr>
+      <w:r>
+        <w:rPr>
+          <w:b/>
+        </w:rPr>
+        <w:t># Create a vector that comprises the two calculated mean values</w:t>
+      </w:r>
+    </w:p>
+    <w:p>
+      <w:pPr>
+        <w:spacing w:line="240" w:lineRule="auto"/>
+      </w:pPr>
+      <w:proofErr w:type="spellStart"/>
+      <w:r>
+        <w:t>vect_means</w:t>
+      </w:r>
+      <w:proofErr w:type="spellEnd"/>
+      <w:r>
+        <w:t xml:space="preserve"> &lt;- </w:t>
+      </w:r>
+      <w:proofErr w:type="gramStart"/>
+      <w:r>
+        <w:t>c(</w:t>
+      </w:r>
+      <w:proofErr w:type="spellStart"/>
+      <w:proofErr w:type="gramEnd"/>
+      <w:r>
+        <w:t>mean.cat_medv.ch_bound</w:t>
+      </w:r>
+      <w:proofErr w:type="spellEnd"/>
+      <w:r>
+        <w:t xml:space="preserve">, </w:t>
+      </w:r>
+      <w:proofErr w:type="spellStart"/>
+      <w:r>
+        <w:t>mean.cat_medv.ch_unbound</w:t>
+      </w:r>
+      <w:proofErr w:type="spellEnd"/>
+      <w:r>
+        <w:t>)</w:t>
+      </w:r>
+    </w:p>
+    <w:p>
+      <w:pPr>
+        <w:spacing w:line="240" w:lineRule="auto"/>
+      </w:pPr>
+    </w:p>
+    <w:p>
+      <w:pPr>
+        <w:spacing w:line="240" w:lineRule="auto"/>
+        <w:rPr>
+          <w:b/>
+        </w:rPr>
+      </w:pPr>
+      <w:r>
+        <w:rPr>
+          <w:b/>
+        </w:rPr>
+        <w:t># Plot a bar chart using the above created vector as the data. Label the two bars properly</w:t>
+      </w:r>
+    </w:p>
+    <w:p>
+      <w:pPr>
+        <w:spacing w:line="240" w:lineRule="auto"/>
+      </w:pPr>
+      <w:proofErr w:type="spellStart"/>
+      <w:proofErr w:type="gramStart"/>
+      <w:r>
+        <w:t>barplot</w:t>
+      </w:r>
+      <w:proofErr w:type="spellEnd"/>
+      <w:r>
+        <w:t>(</w:t>
+      </w:r>
+      <w:proofErr w:type="spellStart"/>
+      <w:proofErr w:type="gramEnd"/>
+      <w:r>
+        <w:t>vect_means</w:t>
+      </w:r>
+      <w:proofErr w:type="spellEnd"/>
+      <w:r>
+        <w:t xml:space="preserve">, </w:t>
+      </w:r>
+      <w:proofErr w:type="spellStart"/>
+      <w:r>
+        <w:t>names.arg</w:t>
+      </w:r>
+      <w:proofErr w:type="spellEnd"/>
+      <w:r>
+        <w:t xml:space="preserve"> = c("CH Bound", "CH Unbound"), </w:t>
+      </w:r>
+      <w:proofErr w:type="spellStart"/>
+      <w:r>
+        <w:t>ylab</w:t>
+      </w:r>
+      <w:proofErr w:type="spellEnd"/>
+      <w:r>
+        <w:t xml:space="preserve"> = "Mean")</w:t>
+      </w:r>
+    </w:p>
+    <w:p>
+      <w:pPr>
+        <w:spacing w:line="240" w:lineRule="auto"/>
+      </w:pPr>
+    </w:p>
+    <w:p>
+      <w:pPr>
+        <w:spacing w:line="240" w:lineRule="auto"/>
+        <w:rPr>
+          <w:b/>
+        </w:rPr>
+      </w:pPr>
+      <w:r>
+        <w:rPr>
+          <w:b/>
+        </w:rPr>
+        <w:t># Discuss what you can tell from the bar chart</w:t>
+      </w:r>
+    </w:p>
+    <w:p>
+      <w:pPr>
+        <w:spacing w:line="240" w:lineRule="auto"/>
+      </w:pPr>
+      <w:r>
+        <w:t xml:space="preserve"># The average house value bound to Charles River is close to $30000 whereas the average house value not bound to Charles River is significantly lower at </w:t>
+      </w:r>
+      <w:proofErr w:type="spellStart"/>
+      <w:r>
+        <w:t>approx</w:t>
+      </w:r>
+      <w:proofErr w:type="spellEnd"/>
+      <w:r>
+        <w:t xml:space="preserve"> $15000. This analysis combined with the analysis of question 7 implies that river bound houses have higher prices since they are seen as exclusive or limited in nature.</w:t>
+      </w:r>
+    </w:p>
+    <w:p>
+      <w:pPr>
+        <w:spacing w:line="240" w:lineRule="auto"/>
+      </w:pPr>
+    </w:p>
+    <w:p>
+      <w:pPr>
+        <w:spacing w:line="240" w:lineRule="auto"/>
+        <w:rPr>
+          <w:b/>
+        </w:rPr>
+      </w:pPr>
+      <w:r>
+        <w:rPr>
+          <w:b/>
+        </w:rPr>
+        <w:t xml:space="preserve"># </w:t>
+      </w:r>
+      <w:proofErr w:type="gramStart"/>
+      <w:r>
+        <w:rPr>
+          <w:b/>
+        </w:rPr>
+        <w:t>Create</w:t>
+      </w:r>
+      <w:proofErr w:type="gramEnd"/>
+      <w:r>
+        <w:rPr>
+          <w:b/>
+        </w:rPr>
+        <w:t xml:space="preserve"> a side-by-side boxplot of </w:t>
+      </w:r>
+      <w:proofErr w:type="spellStart"/>
+      <w:r>
+        <w:rPr>
+          <w:b/>
+        </w:rPr>
+        <w:t>medv</w:t>
+      </w:r>
+      <w:proofErr w:type="spellEnd"/>
+      <w:r>
+        <w:rPr>
+          <w:b/>
+        </w:rPr>
+        <w:t xml:space="preserve"> over </w:t>
+      </w:r>
+      <w:proofErr w:type="spellStart"/>
+      <w:r>
+        <w:rPr>
+          <w:b/>
+        </w:rPr>
+        <w:t>chas</w:t>
+      </w:r>
+      <w:proofErr w:type="spellEnd"/>
+      <w:r>
+        <w:rPr>
+          <w:b/>
+        </w:rPr>
+        <w:t xml:space="preserve">, that is, show the distributions of </w:t>
+      </w:r>
+      <w:proofErr w:type="spellStart"/>
+      <w:r>
+        <w:rPr>
+          <w:b/>
+        </w:rPr>
+        <w:t>medv</w:t>
+      </w:r>
+      <w:proofErr w:type="spellEnd"/>
+      <w:r>
+        <w:rPr>
+          <w:b/>
+        </w:rPr>
+        <w:t xml:space="preserve"> for the two groups with </w:t>
+      </w:r>
+      <w:proofErr w:type="spellStart"/>
+      <w:r>
+        <w:rPr>
+          <w:b/>
+        </w:rPr>
+        <w:t>chas</w:t>
+      </w:r>
+      <w:proofErr w:type="spellEnd"/>
+      <w:r>
+        <w:rPr>
+          <w:b/>
+        </w:rPr>
+        <w:t xml:space="preserve">==1 and </w:t>
+      </w:r>
+      <w:proofErr w:type="spellStart"/>
+      <w:r>
+        <w:rPr>
+          <w:b/>
+        </w:rPr>
+        <w:t>chas</w:t>
+      </w:r>
+      <w:proofErr w:type="spellEnd"/>
+      <w:r>
+        <w:rPr>
+          <w:b/>
+        </w:rPr>
+        <w:t>==0</w:t>
+      </w:r>
+    </w:p>
+    <w:p>
+      <w:pPr>
+        <w:spacing w:line="240" w:lineRule="auto"/>
+      </w:pPr>
+      <w:proofErr w:type="gramStart"/>
+      <w:r>
+        <w:t>boxplot(</w:t>
+      </w:r>
+      <w:proofErr w:type="spellStart"/>
+      <w:proofErr w:type="gramEnd"/>
+      <w:r>
+        <w:t>medv</w:t>
+      </w:r>
+      <w:proofErr w:type="spellEnd"/>
+      <w:r>
+        <w:t xml:space="preserve"> ~ </w:t>
+      </w:r>
+      <w:proofErr w:type="spellStart"/>
+      <w:r>
+        <w:t>chas</w:t>
+      </w:r>
+      <w:proofErr w:type="spellEnd"/>
+      <w:r>
+        <w:t>, data = data)</w:t>
+      </w:r>
+    </w:p>
+    <w:p>
+      <w:pPr>
+        <w:spacing w:line="240" w:lineRule="auto"/>
+        <w:rPr>
+          <w:i/>
+        </w:rPr>
+      </w:pPr>
+      <w:r>
+        <w:rPr>
+          <w:i/>
+        </w:rPr>
+        <w:t xml:space="preserve"># </w:t>
+      </w:r>
+      <w:proofErr w:type="gramStart"/>
+      <w:r>
+        <w:rPr>
+          <w:i/>
+        </w:rPr>
+        <w:t>The</w:t>
+      </w:r>
+      <w:proofErr w:type="gramEnd"/>
+      <w:r>
+        <w:rPr>
+          <w:i/>
+        </w:rPr>
+        <w:t xml:space="preserve"> boxplot reveals that in houses that are not bound to Charles River, there is a huge variation in the values. However, the concentration of the majority of houses (interquartile range) lie between the </w:t>
+      </w:r>
+      <w:proofErr w:type="gramStart"/>
+      <w:r>
+        <w:rPr>
+          <w:i/>
+        </w:rPr>
+        <w:t>range</w:t>
+      </w:r>
+      <w:proofErr w:type="gramEnd"/>
+      <w:r>
+        <w:rPr>
+          <w:i/>
+        </w:rPr>
+        <w:t xml:space="preserve"> of 15-25. In case of the houses bound to Charles River, the normal distribution is skewed towards the lower end (i.e. the interquartile range is towards the lower end, which ranges </w:t>
+      </w:r>
+      <w:proofErr w:type="gramStart"/>
+      <w:r>
+        <w:rPr>
+          <w:i/>
+        </w:rPr>
+        <w:t>betwee</w:t>
       </w:r>
       <w:bookmarkStart w:id="0" w:name="_GoBack"/>
       <w:bookmarkEnd w:id="0"/>
-    </w:p>
-    <w:p>
-      <w:r>
-        <w:t xml:space="preserve"># </w:t>
-      </w:r>
-      <w:proofErr w:type="gramStart"/>
-      <w:r>
-        <w:t>Meaning</w:t>
-      </w:r>
-      <w:proofErr w:type="gramEnd"/>
-      <w:r>
-        <w:t xml:space="preserve"> of </w:t>
-      </w:r>
-      <w:proofErr w:type="spellStart"/>
-      <w:r>
-        <w:t>mean.cat_medv</w:t>
-      </w:r>
-      <w:proofErr w:type="spellEnd"/>
-    </w:p>
-    <w:p>
-      <w:r>
-        <w:t xml:space="preserve"># </w:t>
-      </w:r>
-      <w:proofErr w:type="gramStart"/>
-      <w:r>
-        <w:t>It</w:t>
-      </w:r>
-      <w:proofErr w:type="gramEnd"/>
-      <w:r>
-        <w:t xml:space="preserve"> represents the skew/alignment of the distribution of housing prices. Where a value of 0.5 would mean </w:t>
-      </w:r>
-      <w:proofErr w:type="spellStart"/>
-      <w:proofErr w:type="gramStart"/>
-      <w:r>
-        <w:t>its</w:t>
-      </w:r>
-      <w:proofErr w:type="spellEnd"/>
-      <w:proofErr w:type="gramEnd"/>
-      <w:r>
-        <w:t xml:space="preserve"> a normal distribution with equal portions of houses below $30000 and above $30000. Here, since the value is 0.166, it means that the normal distribution is skewed towards houses less than $30000 (i.e. there are more houses below $30000 than above $30000).</w:t>
-      </w:r>
-    </w:p>
-    <w:p/>
-    <w:p>
-      <w:r>
-        <w:t xml:space="preserve"># Calculate the mean of </w:t>
-      </w:r>
-      <w:proofErr w:type="spellStart"/>
-      <w:r>
-        <w:t>cat.medv</w:t>
-      </w:r>
-      <w:proofErr w:type="spellEnd"/>
-      <w:r>
-        <w:t xml:space="preserve"> for the tracts that bound Charles River (i.e., </w:t>
-      </w:r>
-      <w:proofErr w:type="spellStart"/>
-      <w:r>
-        <w:t>chas</w:t>
-      </w:r>
-      <w:proofErr w:type="spellEnd"/>
-      <w:r>
-        <w:t>==1), and save it to a variable</w:t>
-      </w:r>
-    </w:p>
-    <w:p>
-      <w:proofErr w:type="spellStart"/>
-      <w:r>
-        <w:lastRenderedPageBreak/>
-        <w:t>mean.cat_medv.ch_bound</w:t>
+      <w:r>
+        <w:rPr>
+          <w:i/>
+        </w:rPr>
+        <w:t>n 20-35</w:t>
+      </w:r>
+      <w:proofErr w:type="gramEnd"/>
+      <w:r>
+        <w:rPr>
+          <w:i/>
+        </w:rPr>
+        <w:t>.) This also implies that the distribution of values of houses bound to the river are mo</w:t>
+      </w:r>
+      <w:r>
+        <w:rPr>
+          <w:i/>
+        </w:rPr>
+        <w:t>re spread out compared to house</w:t>
+      </w:r>
+      <w:r>
+        <w:rPr>
+          <w:i/>
+        </w:rPr>
+        <w:t xml:space="preserve">s that are </w:t>
+      </w:r>
+      <w:r>
+        <w:rPr>
+          <w:i/>
+        </w:rPr>
+        <w:t>n</w:t>
+      </w:r>
+      <w:r>
+        <w:rPr>
+          <w:i/>
+        </w:rPr>
+        <w:t>ot bound to the river.</w:t>
+      </w:r>
+    </w:p>
+    <w:p>
+      <w:pPr>
+        <w:spacing w:line="240" w:lineRule="auto"/>
+      </w:pPr>
+    </w:p>
+    <w:p>
+      <w:pPr>
+        <w:spacing w:line="240" w:lineRule="auto"/>
+        <w:rPr>
+          <w:b/>
+        </w:rPr>
+      </w:pPr>
+      <w:r>
+        <w:rPr>
+          <w:b/>
+        </w:rPr>
+        <w:t xml:space="preserve"># Create a scatter plot of </w:t>
+      </w:r>
+      <w:proofErr w:type="spellStart"/>
+      <w:r>
+        <w:rPr>
+          <w:b/>
+        </w:rPr>
+        <w:t>medv</w:t>
+      </w:r>
+      <w:proofErr w:type="spellEnd"/>
+      <w:r>
+        <w:rPr>
+          <w:b/>
+        </w:rPr>
+        <w:t xml:space="preserve"> (y-axis) versus </w:t>
+      </w:r>
+      <w:proofErr w:type="spellStart"/>
+      <w:r>
+        <w:rPr>
+          <w:b/>
+        </w:rPr>
+        <w:t>lstat</w:t>
+      </w:r>
+      <w:proofErr w:type="spellEnd"/>
+      <w:r>
+        <w:rPr>
+          <w:b/>
+        </w:rPr>
+        <w:t xml:space="preserve"> (x-axis)</w:t>
+      </w:r>
+    </w:p>
+    <w:p>
+      <w:pPr>
+        <w:spacing w:line="240" w:lineRule="auto"/>
+      </w:pPr>
+      <w:proofErr w:type="gramStart"/>
+      <w:r>
+        <w:t>plot(</w:t>
+      </w:r>
+      <w:proofErr w:type="spellStart"/>
+      <w:proofErr w:type="gramEnd"/>
+      <w:r>
+        <w:t>data$lstat</w:t>
+      </w:r>
+      <w:proofErr w:type="spellEnd"/>
+      <w:r>
+        <w:t xml:space="preserve">, </w:t>
+      </w:r>
+      <w:proofErr w:type="spellStart"/>
+      <w:r>
+        <w:t>data$medv</w:t>
+      </w:r>
+      <w:proofErr w:type="spellEnd"/>
+      <w:r>
+        <w:t xml:space="preserve">, </w:t>
+      </w:r>
+      <w:proofErr w:type="spellStart"/>
+      <w:r>
+        <w:t>xlab</w:t>
+      </w:r>
+      <w:proofErr w:type="spellEnd"/>
+      <w:r>
+        <w:t xml:space="preserve">="LSAT", </w:t>
+      </w:r>
+      <w:proofErr w:type="spellStart"/>
+      <w:r>
+        <w:t>ylab</w:t>
+      </w:r>
+      <w:proofErr w:type="spellEnd"/>
+      <w:r>
+        <w:t>="MEDV")</w:t>
+      </w:r>
+    </w:p>
+    <w:p>
+      <w:pPr>
+        <w:spacing w:line="240" w:lineRule="auto"/>
+      </w:pPr>
+    </w:p>
+    <w:p>
+      <w:pPr>
+        <w:spacing w:line="240" w:lineRule="auto"/>
+        <w:rPr>
+          <w:b/>
+        </w:rPr>
+      </w:pPr>
+      <w:r>
+        <w:rPr>
+          <w:b/>
+        </w:rPr>
+        <w:t xml:space="preserve"># Run a simple linear regression of </w:t>
+      </w:r>
+      <w:proofErr w:type="spellStart"/>
+      <w:r>
+        <w:rPr>
+          <w:b/>
+        </w:rPr>
+        <w:t>medv</w:t>
+      </w:r>
+      <w:proofErr w:type="spellEnd"/>
+      <w:r>
+        <w:rPr>
+          <w:b/>
+        </w:rPr>
+        <w:t xml:space="preserve"> on </w:t>
+      </w:r>
+      <w:proofErr w:type="spellStart"/>
+      <w:r>
+        <w:rPr>
+          <w:b/>
+        </w:rPr>
+        <w:t>lstat</w:t>
+      </w:r>
+      <w:proofErr w:type="spellEnd"/>
+      <w:r>
+        <w:rPr>
+          <w:b/>
+        </w:rPr>
+        <w:t>. Show the regression results</w:t>
+      </w:r>
+    </w:p>
+    <w:p>
+      <w:pPr>
+        <w:spacing w:line="240" w:lineRule="auto"/>
+      </w:pPr>
+      <w:proofErr w:type="spellStart"/>
+      <w:r>
+        <w:t>lnr_reg_medv_lstat</w:t>
       </w:r>
       <w:proofErr w:type="spellEnd"/>
       <w:r>
@@ -396,127 +1253,53 @@
       </w:r>
       <w:proofErr w:type="gramStart"/>
       <w:r>
-        <w:t>mean(</w:t>
-      </w:r>
-      <w:proofErr w:type="spellStart"/>
-      <w:proofErr w:type="gramEnd"/>
-      <w:r>
-        <w:t>data$cat.medv</w:t>
-      </w:r>
-      <w:proofErr w:type="spellEnd"/>
-      <w:r>
-        <w:t>[</w:t>
-      </w:r>
-      <w:proofErr w:type="spellStart"/>
-      <w:r>
-        <w:t>data$chas</w:t>
-      </w:r>
-      <w:proofErr w:type="spellEnd"/>
-      <w:r>
-        <w:t xml:space="preserve"> == 1])</w:t>
-      </w:r>
-    </w:p>
-    <w:p/>
-    <w:p>
-      <w:r>
-        <w:t xml:space="preserve"># Calculate the mean of </w:t>
-      </w:r>
-      <w:proofErr w:type="spellStart"/>
-      <w:r>
-        <w:t>cat.medv</w:t>
-      </w:r>
-      <w:proofErr w:type="spellEnd"/>
-      <w:r>
-        <w:t xml:space="preserve"> for the tracts that don’t bound Charles River (i.e., </w:t>
-      </w:r>
-      <w:proofErr w:type="spellStart"/>
-      <w:r>
-        <w:t>chas</w:t>
-      </w:r>
-      <w:proofErr w:type="spellEnd"/>
-      <w:r>
-        <w:t>==0), and save it to a variable</w:t>
-      </w:r>
-    </w:p>
-    <w:p>
-      <w:proofErr w:type="spellStart"/>
-      <w:r>
-        <w:t>mean.cat_medv.ch_unbound</w:t>
-      </w:r>
-      <w:proofErr w:type="spellEnd"/>
-      <w:r>
-        <w:t xml:space="preserve"> &lt;- </w:t>
-      </w:r>
-      <w:proofErr w:type="gramStart"/>
-      <w:r>
-        <w:t>mean(</w:t>
-      </w:r>
-      <w:proofErr w:type="spellStart"/>
-      <w:proofErr w:type="gramEnd"/>
-      <w:r>
-        <w:t>data$cat.medv</w:t>
-      </w:r>
-      <w:proofErr w:type="spellEnd"/>
-      <w:r>
-        <w:t>[</w:t>
-      </w:r>
-      <w:proofErr w:type="spellStart"/>
-      <w:r>
-        <w:t>data$chas</w:t>
-      </w:r>
-      <w:proofErr w:type="spellEnd"/>
-      <w:r>
-        <w:t xml:space="preserve"> == 0])</w:t>
-      </w:r>
-    </w:p>
-    <w:p/>
-    <w:p>
-      <w:r>
-        <w:t># Create a vector that comprises the two calculated mean values</w:t>
-      </w:r>
-    </w:p>
-    <w:p>
-      <w:proofErr w:type="spellStart"/>
-      <w:r>
-        <w:t>vect_means</w:t>
-      </w:r>
-      <w:proofErr w:type="spellEnd"/>
-      <w:r>
-        <w:t xml:space="preserve"> &lt;- </w:t>
-      </w:r>
-      <w:proofErr w:type="gramStart"/>
-      <w:r>
-        <w:t>c(</w:t>
-      </w:r>
-      <w:proofErr w:type="spellStart"/>
-      <w:proofErr w:type="gramEnd"/>
-      <w:r>
-        <w:t>mean.cat_medv.ch_bound</w:t>
-      </w:r>
-      <w:proofErr w:type="spellEnd"/>
-      <w:r>
-        <w:t xml:space="preserve">, </w:t>
-      </w:r>
-      <w:proofErr w:type="spellStart"/>
-      <w:r>
-        <w:t>mean.cat_medv.ch_unbound</w:t>
-      </w:r>
-      <w:proofErr w:type="spellEnd"/>
-      <w:r>
-        <w:t>)</w:t>
-      </w:r>
-    </w:p>
-    <w:p/>
-    <w:p>
-      <w:r>
-        <w:t># Plot a bar chart using the above created vector as the data. Label the two bars properly</w:t>
-      </w:r>
-    </w:p>
-    <w:p>
-      <w:proofErr w:type="spellStart"/>
-      <w:proofErr w:type="gramStart"/>
-      <w:r>
-        <w:t>barplot</w:t>
+        <w:t>lm(</w:t>
+      </w:r>
+      <w:proofErr w:type="spellStart"/>
+      <w:proofErr w:type="gramEnd"/>
+      <w:r>
+        <w:t>medv</w:t>
+      </w:r>
+      <w:proofErr w:type="spellEnd"/>
+      <w:r>
+        <w:t xml:space="preserve"> ~ </w:t>
+      </w:r>
+      <w:proofErr w:type="spellStart"/>
+      <w:r>
+        <w:t>lstat</w:t>
+      </w:r>
+      <w:proofErr w:type="spellEnd"/>
+      <w:r>
+        <w:t>, data=data)</w:t>
+      </w:r>
+    </w:p>
+    <w:p>
+      <w:pPr>
+        <w:spacing w:line="240" w:lineRule="auto"/>
+      </w:pPr>
+    </w:p>
+    <w:p>
+      <w:pPr>
+        <w:spacing w:line="240" w:lineRule="auto"/>
+        <w:rPr>
+          <w:b/>
+        </w:rPr>
+      </w:pPr>
+      <w:r>
+        <w:rPr>
+          <w:b/>
+        </w:rPr>
+        <w:t># Add the regression line onto the scatter plot. Add a legend appropriately</w:t>
+      </w:r>
+    </w:p>
+    <w:p>
+      <w:pPr>
+        <w:spacing w:line="240" w:lineRule="auto"/>
+      </w:pPr>
+      <w:proofErr w:type="spellStart"/>
+      <w:proofErr w:type="gramStart"/>
+      <w:r>
+        <w:t>abline</w:t>
       </w:r>
       <w:proofErr w:type="spellEnd"/>
       <w:r>
@@ -525,312 +1308,17 @@
       <w:proofErr w:type="spellStart"/>
       <w:proofErr w:type="gramEnd"/>
       <w:r>
-        <w:t>vect_means</w:t>
-      </w:r>
-      <w:proofErr w:type="spellEnd"/>
-      <w:r>
-        <w:t xml:space="preserve">, </w:t>
-      </w:r>
-      <w:proofErr w:type="spellStart"/>
-      <w:r>
-        <w:t>names.arg</w:t>
-      </w:r>
-      <w:proofErr w:type="spellEnd"/>
-      <w:r>
-        <w:t xml:space="preserve"> = c("CH Bound", "CH Unbound"), </w:t>
-      </w:r>
-      <w:proofErr w:type="spellStart"/>
-      <w:r>
-        <w:t>ylab</w:t>
-      </w:r>
-      <w:proofErr w:type="spellEnd"/>
-      <w:r>
-        <w:t xml:space="preserve"> = "Mean")</w:t>
-      </w:r>
-    </w:p>
-    <w:p/>
-    <w:p>
-      <w:r>
-        <w:t># Discuss what you can tell from the bar chart</w:t>
-      </w:r>
-    </w:p>
-    <w:p>
-      <w:r>
-        <w:t xml:space="preserve"># The average house value bound to Charles River is close to $30000 whereas the average house value not bound to Charles River is significantly lower at </w:t>
-      </w:r>
-      <w:proofErr w:type="spellStart"/>
-      <w:r>
-        <w:t>approx</w:t>
-      </w:r>
-      <w:proofErr w:type="spellEnd"/>
-      <w:r>
-        <w:t xml:space="preserve"> $15000. This analysis combined with the analysis of question 7 implies that river bound houses have higher prices since they are seen as exclusive or limited in nature.</w:t>
-      </w:r>
-    </w:p>
-    <w:p/>
-    <w:p>
-      <w:r>
-        <w:t xml:space="preserve"># </w:t>
-      </w:r>
-      <w:proofErr w:type="gramStart"/>
-      <w:r>
-        <w:t>Create</w:t>
-      </w:r>
-      <w:proofErr w:type="gramEnd"/>
-      <w:r>
-        <w:t xml:space="preserve"> a side-by-side boxplot of </w:t>
-      </w:r>
-      <w:proofErr w:type="spellStart"/>
-      <w:r>
-        <w:t>medv</w:t>
-      </w:r>
-      <w:proofErr w:type="spellEnd"/>
-      <w:r>
-        <w:t xml:space="preserve"> over </w:t>
-      </w:r>
-      <w:proofErr w:type="spellStart"/>
-      <w:r>
-        <w:t>chas</w:t>
-      </w:r>
-      <w:proofErr w:type="spellEnd"/>
-      <w:r>
-        <w:t xml:space="preserve">, that is, show the distributions of </w:t>
-      </w:r>
-      <w:proofErr w:type="spellStart"/>
-      <w:r>
-        <w:t>medv</w:t>
-      </w:r>
-      <w:proofErr w:type="spellEnd"/>
-      <w:r>
-        <w:t xml:space="preserve"> for the two groups with </w:t>
-      </w:r>
-      <w:proofErr w:type="spellStart"/>
-      <w:r>
-        <w:t>chas</w:t>
-      </w:r>
-      <w:proofErr w:type="spellEnd"/>
-      <w:r>
-        <w:t xml:space="preserve">==1 and </w:t>
-      </w:r>
-      <w:proofErr w:type="spellStart"/>
-      <w:r>
-        <w:t>chas</w:t>
-      </w:r>
-      <w:proofErr w:type="spellEnd"/>
-      <w:r>
-        <w:t>==0</w:t>
-      </w:r>
-    </w:p>
-    <w:p>
-      <w:proofErr w:type="gramStart"/>
-      <w:r>
-        <w:t>boxplot(</w:t>
-      </w:r>
-      <w:proofErr w:type="spellStart"/>
-      <w:proofErr w:type="gramEnd"/>
-      <w:r>
-        <w:t>medv</w:t>
-      </w:r>
-      <w:proofErr w:type="spellEnd"/>
-      <w:r>
-        <w:t xml:space="preserve"> ~ </w:t>
-      </w:r>
-      <w:proofErr w:type="spellStart"/>
-      <w:r>
-        <w:t>chas</w:t>
-      </w:r>
-      <w:proofErr w:type="spellEnd"/>
-      <w:r>
-        <w:t>, data = data)</w:t>
-      </w:r>
-    </w:p>
-    <w:p>
-      <w:r>
-        <w:t xml:space="preserve"># </w:t>
-      </w:r>
-      <w:proofErr w:type="gramStart"/>
-      <w:r>
-        <w:t>The</w:t>
-      </w:r>
-      <w:proofErr w:type="gramEnd"/>
-      <w:r>
-        <w:t xml:space="preserve"> boxplot reveals that in houses that are not bound to Charles River, there is a huge variation in the values. However, the concentration of the majority of houses (interquartile range) lie between the </w:t>
-      </w:r>
-      <w:proofErr w:type="gramStart"/>
-      <w:r>
-        <w:t>range</w:t>
-      </w:r>
-      <w:proofErr w:type="gramEnd"/>
-      <w:r>
-        <w:t xml:space="preserve"> of 15-25. In case of the houses bound to Charles River, the normal distribution is skewed towards the lower end (i.e. the interquartile range is towards the lower end, which ranges </w:t>
-      </w:r>
-      <w:proofErr w:type="gramStart"/>
-      <w:r>
-        <w:t>between 20-35</w:t>
-      </w:r>
-      <w:proofErr w:type="gramEnd"/>
-      <w:r>
-        <w:t xml:space="preserve">.) This also implies that the distribution of values of houses bound to the river are more spread out compared to </w:t>
-      </w:r>
-      <w:proofErr w:type="spellStart"/>
-      <w:r>
-        <w:t>housers</w:t>
-      </w:r>
-      <w:proofErr w:type="spellEnd"/>
-      <w:r>
-        <w:t xml:space="preserve"> that are </w:t>
-      </w:r>
-      <w:proofErr w:type="spellStart"/>
-      <w:r>
-        <w:t>ot</w:t>
-      </w:r>
-      <w:proofErr w:type="spellEnd"/>
-      <w:r>
-        <w:t xml:space="preserve"> bound to the river.</w:t>
-      </w:r>
-    </w:p>
-    <w:p/>
-    <w:p>
-      <w:r>
-        <w:t xml:space="preserve"># Create a scatter plot of </w:t>
-      </w:r>
-      <w:proofErr w:type="spellStart"/>
-      <w:r>
-        <w:t>medv</w:t>
-      </w:r>
-      <w:proofErr w:type="spellEnd"/>
-      <w:r>
-        <w:t xml:space="preserve"> (y-axis) versus </w:t>
-      </w:r>
-      <w:proofErr w:type="spellStart"/>
-      <w:r>
-        <w:t>lstat</w:t>
-      </w:r>
-      <w:proofErr w:type="spellEnd"/>
-      <w:r>
-        <w:t xml:space="preserve"> (x-axis)</w:t>
-      </w:r>
-    </w:p>
-    <w:p>
-      <w:proofErr w:type="gramStart"/>
-      <w:r>
-        <w:t>plot(</w:t>
-      </w:r>
-      <w:proofErr w:type="spellStart"/>
-      <w:proofErr w:type="gramEnd"/>
-      <w:r>
-        <w:t>data$lstat</w:t>
-      </w:r>
-      <w:proofErr w:type="spellEnd"/>
-      <w:r>
-        <w:t xml:space="preserve">, </w:t>
-      </w:r>
-      <w:proofErr w:type="spellStart"/>
-      <w:r>
-        <w:t>data$medv</w:t>
-      </w:r>
-      <w:proofErr w:type="spellEnd"/>
-      <w:r>
-        <w:t xml:space="preserve">, </w:t>
-      </w:r>
-      <w:proofErr w:type="spellStart"/>
-      <w:r>
-        <w:t>xlab</w:t>
-      </w:r>
-      <w:proofErr w:type="spellEnd"/>
-      <w:r>
-        <w:t xml:space="preserve">="LSAT", </w:t>
-      </w:r>
-      <w:proofErr w:type="spellStart"/>
-      <w:r>
-        <w:t>ylab</w:t>
-      </w:r>
-      <w:proofErr w:type="spellEnd"/>
-      <w:r>
-        <w:t>="MEDV")</w:t>
-      </w:r>
-    </w:p>
-    <w:p/>
-    <w:p>
-      <w:r>
-        <w:t xml:space="preserve"># Run a simple linear regression of </w:t>
-      </w:r>
-      <w:proofErr w:type="spellStart"/>
-      <w:r>
-        <w:t>medv</w:t>
-      </w:r>
-      <w:proofErr w:type="spellEnd"/>
-      <w:r>
-        <w:t xml:space="preserve"> on </w:t>
-      </w:r>
-      <w:proofErr w:type="spellStart"/>
-      <w:r>
-        <w:t>lstat</w:t>
-      </w:r>
-      <w:proofErr w:type="spellEnd"/>
-      <w:r>
-        <w:t>. Show the regression results</w:t>
-      </w:r>
-    </w:p>
-    <w:p>
-      <w:proofErr w:type="spellStart"/>
-      <w:r>
         <w:t>lnr_reg_medv_lstat</w:t>
       </w:r>
       <w:proofErr w:type="spellEnd"/>
       <w:r>
-        <w:t xml:space="preserve"> &lt;- </w:t>
-      </w:r>
-      <w:proofErr w:type="gramStart"/>
-      <w:r>
-        <w:t>lm(</w:t>
-      </w:r>
-      <w:proofErr w:type="spellStart"/>
-      <w:proofErr w:type="gramEnd"/>
-      <w:r>
-        <w:t>medv</w:t>
-      </w:r>
-      <w:proofErr w:type="spellEnd"/>
-      <w:r>
-        <w:t xml:space="preserve"> ~ </w:t>
-      </w:r>
-      <w:proofErr w:type="spellStart"/>
-      <w:r>
-        <w:t>lstat</w:t>
-      </w:r>
-      <w:proofErr w:type="spellEnd"/>
-      <w:r>
-        <w:t>, data=data)</w:t>
-      </w:r>
-    </w:p>
-    <w:p/>
-    <w:p>
-      <w:r>
-        <w:lastRenderedPageBreak/>
-        <w:t># Add the regression line onto the scatter plot. Add a legend appropriately</w:t>
-      </w:r>
-    </w:p>
-    <w:p>
-      <w:proofErr w:type="spellStart"/>
-      <w:proofErr w:type="gramStart"/>
-      <w:r>
-        <w:t>abline</w:t>
-      </w:r>
-      <w:proofErr w:type="spellEnd"/>
-      <w:r>
-        <w:t>(</w:t>
-      </w:r>
-      <w:proofErr w:type="spellStart"/>
-      <w:proofErr w:type="gramEnd"/>
-      <w:r>
-        <w:t>lnr_reg_medv_lstat</w:t>
-      </w:r>
-      <w:proofErr w:type="spellEnd"/>
-      <w:r>
         <w:t>, col='red')</w:t>
       </w:r>
     </w:p>
     <w:p>
+      <w:pPr>
+        <w:spacing w:line="240" w:lineRule="auto"/>
+      </w:pPr>
       <w:proofErr w:type="gramStart"/>
       <w:r>
         <w:t>legend(</w:t>
